--- a/analysis/preregistered_analysis_exp1.docx
+++ b/analysis/preregistered_analysis_exp1.docx
@@ -7,13 +7,25 @@
         <w:pStyle w:val="Titel"/>
       </w:pPr>
       <w:r>
-        <w:t xml:space="preserve">Expected</w:t>
+        <w:t xml:space="preserve">Exp.</w:t>
       </w:r>
       <w:r>
         <w:t xml:space="preserve"> </w:t>
       </w:r>
       <w:r>
-        <w:t xml:space="preserve">visibility</w:t>
+        <w:t xml:space="preserve">1:</w:t>
+      </w:r>
+      <w:r>
+        <w:t xml:space="preserve"> </w:t>
+      </w:r>
+      <w:r>
+        <w:t xml:space="preserve">pre-registered</w:t>
+      </w:r>
+      <w:r>
+        <w:t xml:space="preserve"> </w:t>
+      </w:r>
+      <w:r>
+        <w:t xml:space="preserve">results</w:t>
       </w:r>
     </w:p>
     <w:p>
@@ -77,7 +89,7 @@
         <w:pStyle w:val="h1-pagebreak"/>
       </w:pPr>
       <w:r>
-        <w:t xml:space="preserve">Expected visibility</w:t>
+        <w:t xml:space="preserve">Exp. 1: pre-registered results</w:t>
       </w:r>
     </w:p>
     <w:bookmarkStart w:id="20" w:name="participants"/>
@@ -3679,7 +3691,7 @@
       <w:ind w:right="360"/>
     </w:pPr>
     <w:r>
-      <w:t>EXPECTED VISIBILITY</w:t>
+      <w:t>EXP. 1: PRE-REGISTERED RESULTS</w:t>
     </w:r>
   </w:p>
 </w:hdr>
@@ -3755,7 +3767,7 @@
       <w:t xml:space="preserve">Running head: </w:t>
     </w:r>
     <w:r>
-      <w:t>EXPECTED VISIBILITY</w:t>
+      <w:t>EXP. 1: PRE-REGISTERED RESULTS</w:t>
     </w:r>
   </w:p>
 </w:hdr>
